--- a/minhchung/Minhchứng_B22DCAT320_LSBATK.docx
+++ b/minhchung/Minhchứng_B22DCAT320_LSBATK.docx
@@ -1246,6 +1246,7 @@
       <w:r>
         <w:rPr>
           <w:rFonts w:cs="Times New Roman"/>
+          <w:noProof/>
           <w:sz w:val="26"/>
           <w:szCs w:val="26"/>
         </w:rPr>
@@ -1423,8 +1424,10 @@
           <w:szCs w:val="26"/>
         </w:rPr>
         <w:lastRenderedPageBreak/>
-        <w:t>noise_attack.py — chương trình tấn công nhiễu</w:t>
-      </w:r>
+        <w:t>des_attack.py — chương trình tấn công phá hủy</w:t>
+      </w:r>
+      <w:bookmarkStart w:id="2" w:name="_GoBack"/>
+      <w:bookmarkEnd w:id="2"/>
     </w:p>
     <w:p>
       <w:pPr>
@@ -1619,14 +1622,14 @@
           <w:rFonts w:cs="Times New Roman"/>
         </w:rPr>
       </w:pPr>
-      <w:bookmarkStart w:id="2" w:name="_Toc230191545"/>
+      <w:bookmarkStart w:id="3" w:name="_Toc230191545"/>
       <w:r>
         <w:rPr>
           <w:rFonts w:cs="Times New Roman"/>
         </w:rPr>
         <w:t>Nội dung thực hành</w:t>
       </w:r>
-      <w:bookmarkEnd w:id="2"/>
+      <w:bookmarkEnd w:id="3"/>
     </w:p>
     <w:p>
       <w:pPr>
@@ -3179,14 +3182,14 @@
           <w:rFonts w:cs="Times New Roman"/>
         </w:rPr>
       </w:pPr>
-      <w:bookmarkStart w:id="3" w:name="_Toc230191546"/>
+      <w:bookmarkStart w:id="4" w:name="_Toc230191546"/>
       <w:r>
         <w:rPr>
           <w:rFonts w:cs="Times New Roman"/>
         </w:rPr>
         <w:t>Kiểm tra kết quả</w:t>
       </w:r>
-      <w:bookmarkEnd w:id="3"/>
+      <w:bookmarkEnd w:id="4"/>
     </w:p>
     <w:p>
       <w:pPr>
@@ -3258,6 +3261,7 @@
         <w:rPr>
           <w:rFonts w:ascii="Courier New" w:hAnsi="Courier New" w:cs="Courier New"/>
           <w:i/>
+          <w:noProof/>
           <w:sz w:val="26"/>
           <w:szCs w:val="26"/>
         </w:rPr>
@@ -3305,14 +3309,14 @@
           <w:rFonts w:cs="Times New Roman"/>
         </w:rPr>
       </w:pPr>
-      <w:bookmarkStart w:id="4" w:name="_Toc230191547"/>
+      <w:bookmarkStart w:id="5" w:name="_Toc230191547"/>
       <w:r>
         <w:rPr>
           <w:rFonts w:cs="Times New Roman"/>
         </w:rPr>
         <w:t>Kết thúc bài lab</w:t>
       </w:r>
-      <w:bookmarkEnd w:id="4"/>
+      <w:bookmarkEnd w:id="5"/>
     </w:p>
     <w:p>
       <w:pPr>
@@ -3331,8 +3335,6 @@
         </w:rPr>
         <w:t>Trên terminal sử dụng câu lệnh sau để kết thúc bài lab:</w:t>
       </w:r>
-      <w:bookmarkStart w:id="5" w:name="_GoBack"/>
-      <w:bookmarkEnd w:id="5"/>
     </w:p>
     <w:p>
       <w:pPr>
@@ -7757,7 +7759,7 @@
 </file>
 
 <file path=customXml/itemProps1.xml><?xml version="1.0" encoding="utf-8"?>
-<ds:datastoreItem xmlns:ds="http://schemas.openxmlformats.org/officeDocument/2006/customXml" ds:itemID="{164F008E-A7A9-4A2C-A6F4-1A14DE0BC73B}">
+<ds:datastoreItem xmlns:ds="http://schemas.openxmlformats.org/officeDocument/2006/customXml" ds:itemID="{98ACFCA8-21B0-4FF7-BE96-2905778109BE}">
   <ds:schemaRefs>
     <ds:schemaRef ds:uri="http://schemas.openxmlformats.org/officeDocument/2006/bibliography"/>
   </ds:schemaRefs>
